--- a/resumen-videos/resultados/TC_10_Creando_trifasico/TC_10_Creando_trifasico.docx
+++ b/resumen-videos/resultados/TC_10_Creando_trifasico/TC_10_Creando_trifasico.docx
@@ -365,7 +365,7 @@
                 <w:color w:val="222222"/>
                 <w:sz w:val="20"/>
               </w:rPr>
-              <w:t>2. Configurar idioma y comandos de voz</w:t>
+              <w:t>2. Configurar comandos de voz</w:t>
             </w:r>
           </w:p>
         </w:tc>
@@ -389,7 +389,7 @@
                 <w:sz w:val="20"/>
               </w:rPr>
               <w:tab/>
-              <w:t>00:10 · pág. 3</w:t>
+              <w:t>00:10 · pág. 4</w:t>
             </w:r>
           </w:p>
         </w:tc>
@@ -437,7 +437,7 @@
                 <w:sz w:val="20"/>
               </w:rPr>
               <w:tab/>
-              <w:t>00:17 · pág. 3</w:t>
+              <w:t>00:17 · pág. 5</w:t>
             </w:r>
           </w:p>
         </w:tc>
@@ -485,7 +485,7 @@
                 <w:sz w:val="20"/>
               </w:rPr>
               <w:tab/>
-              <w:t>00:26 · pág. 4</w:t>
+              <w:t>00:26 · pág. 6</w:t>
             </w:r>
           </w:p>
         </w:tc>
@@ -533,7 +533,7 @@
                 <w:sz w:val="20"/>
               </w:rPr>
               <w:tab/>
-              <w:t>00:58 · pág. 4</w:t>
+              <w:t>00:58 · pág. 7</w:t>
             </w:r>
           </w:p>
         </w:tc>
@@ -581,7 +581,7 @@
                 <w:sz w:val="20"/>
               </w:rPr>
               <w:tab/>
-              <w:t>01:28 · pág. 4</w:t>
+              <w:t>01:28 · pág. 8</w:t>
             </w:r>
           </w:p>
         </w:tc>
@@ -629,7 +629,7 @@
                 <w:sz w:val="20"/>
               </w:rPr>
               <w:tab/>
-              <w:t>01:50 · pág. 5</w:t>
+              <w:t>01:50 · pág. 9</w:t>
             </w:r>
           </w:p>
         </w:tc>
@@ -677,7 +677,7 @@
                 <w:sz w:val="20"/>
               </w:rPr>
               <w:tab/>
-              <w:t>02:08 · pág. 5</w:t>
+              <w:t>02:08 · pág. 10</w:t>
             </w:r>
           </w:p>
         </w:tc>
@@ -725,7 +725,7 @@
                 <w:sz w:val="20"/>
               </w:rPr>
               <w:tab/>
-              <w:t>02:42 · pág. 5</w:t>
+              <w:t>02:42 · pág. 11</w:t>
             </w:r>
           </w:p>
         </w:tc>
@@ -803,7 +803,7 @@
                 <w:sz w:val="20"/>
               </w:rPr>
               <w:tab/>
-              <w:t>03:07 · pág. 6</w:t>
+              <w:t>03:07 · pág. 12</w:t>
             </w:r>
           </w:p>
         </w:tc>
@@ -881,7 +881,7 @@
                 <w:sz w:val="20"/>
               </w:rPr>
               <w:tab/>
-              <w:t>03:59 · pág. 6</w:t>
+              <w:t>03:59 · pág. 13</w:t>
             </w:r>
           </w:p>
         </w:tc>
@@ -959,7 +959,7 @@
                 <w:sz w:val="20"/>
               </w:rPr>
               <w:tab/>
-              <w:t>04:15 · pág. 6</w:t>
+              <w:t>04:15 · pág. 14</w:t>
             </w:r>
           </w:p>
         </w:tc>
@@ -1007,7 +1007,7 @@
                 <w:sz w:val="20"/>
               </w:rPr>
               <w:tab/>
-              <w:t>04:35 · pág. 7</w:t>
+              <w:t>04:35 · pág. 15</w:t>
             </w:r>
           </w:p>
         </w:tc>
@@ -1055,7 +1055,7 @@
                 <w:sz w:val="20"/>
               </w:rPr>
               <w:tab/>
-              <w:t>05:03 · pág. 7</w:t>
+              <w:t>05:03 · pág. 16</w:t>
             </w:r>
           </w:p>
         </w:tc>
@@ -1103,7 +1103,7 @@
                 <w:sz w:val="20"/>
               </w:rPr>
               <w:tab/>
-              <w:t>05:18 · pág. 7</w:t>
+              <w:t>05:18 · pág. 17</w:t>
             </w:r>
           </w:p>
         </w:tc>
@@ -1111,12 +1111,24 @@
     </w:tbl>
     <w:p>
       <w:pPr>
-        <w:pageBreakBefore/>
+        <w:sectPr>
+          <w:footerReference w:type="default" r:id="rId9"/>
+          <w:pgSz w:w="11906" w:h="16838"/>
+          <w:pgMar w:top="567" w:right="567" w:bottom="567" w:left="567" w:header="283" w:footer="283" w:gutter="0"/>
+          <w:cols w:space="720"/>
+          <w:titlePg/>
+          <w:docGrid w:linePitch="360"/>
+        </w:sectPr>
+      </w:pPr>
+    </w:p>
+    <w:p>
+      <w:pPr>
+        <w:pageBreakBefore w:val="0"/>
         <w:pBdr>
           <w:bottom w:val="single" w:sz="4" w:space="2" w:color="BBBBBB"/>
         </w:pBdr>
         <w:tabs>
-          <w:tab w:pos="10772" w:val="right"/>
+          <w:tab w:pos="15704" w:val="right"/>
         </w:tabs>
         <w:spacing w:before="0" w:after="80" w:line="192" w:lineRule="exact"/>
       </w:pPr>
@@ -1137,7 +1149,7 @@
           <w:sz w:val="16"/>
         </w:rPr>
         <w:tab/>
-        <w:t>Pasos 1–3 de 15</w:t>
+        <w:t>Paso 1 de 15</w:t>
       </w:r>
     </w:p>
     <w:tbl>
@@ -1154,15 +1166,15 @@
         <w:tblLook w:firstColumn="1" w:firstRow="1" w:lastColumn="0" w:lastRow="0" w:noHBand="0" w:noVBand="1" w:val="04A0"/>
       </w:tblPr>
       <w:tblGrid>
-        <w:gridCol w:w="10772"/>
+        <w:gridCol w:w="15704"/>
       </w:tblGrid>
       <w:tr>
         <w:trPr>
-          <w:trHeight w:val="4876" w:hRule="exact"/>
+          <w:trHeight w:val="10148" w:hRule="exact"/>
         </w:trPr>
         <w:tc>
           <w:tcPr>
-            <w:tcW w:type="dxa" w:w="10772"/>
+            <w:tcW w:type="dxa" w:w="15704"/>
             <w:vAlign w:val="top"/>
           </w:tcPr>
           <w:p>
@@ -1179,7 +1191,7 @@
               </w:rPr>
               <w:drawing>
                 <wp:inline xmlns:a="http://schemas.openxmlformats.org/drawingml/2006/main" xmlns:pic="http://schemas.openxmlformats.org/drawingml/2006/picture">
-                  <wp:extent cx="4180551" cy="2351560"/>
+                  <wp:extent cx="9279111" cy="5219500"/>
                   <wp:docPr id="1" name="Picture 1"/>
                   <wp:cNvGraphicFramePr>
                     <a:graphicFrameLocks noChangeAspect="1"/>
@@ -1200,7 +1212,7 @@
                         <pic:spPr>
                           <a:xfrm>
                             <a:off x="0" y="0"/>
-                            <a:ext cx="4180551" cy="2351560"/>
+                            <a:ext cx="9279111" cy="5219500"/>
                           </a:xfrm>
                           <a:prstGeom prst="rect"/>
                         </pic:spPr>
@@ -1213,55 +1225,113 @@
           </w:p>
           <w:p>
             <w:pPr>
-              <w:spacing w:before="0" w:after="20" w:line="192" w:lineRule="exact"/>
+              <w:spacing w:before="0" w:after="20" w:line="216" w:lineRule="exact"/>
             </w:pPr>
             <w:r>
               <w:rPr>
                 <w:b w:val="0"/>
                 <w:i w:val="0"/>
                 <w:color w:val="666666"/>
-                <w:sz w:val="16"/>
+                <w:sz w:val="18"/>
               </w:rPr>
               <w:t>PASO 1 · PROGRAMACION DEL PROTOCOLO · 00:04</w:t>
             </w:r>
           </w:p>
           <w:p>
             <w:pPr>
-              <w:spacing w:before="0" w:after="20" w:line="276" w:lineRule="exact"/>
+              <w:spacing w:before="0" w:after="20" w:line="360" w:lineRule="exact"/>
             </w:pPr>
             <w:r>
               <w:rPr>
                 <w:b/>
                 <w:i w:val="0"/>
                 <w:color w:val="111111"/>
-                <w:sz w:val="23"/>
+                <w:sz w:val="30"/>
               </w:rPr>
               <w:t>Seleccionar modo de escaneo</w:t>
             </w:r>
           </w:p>
           <w:p>
             <w:pPr>
-              <w:spacing w:before="0" w:after="0" w:line="228" w:lineRule="exact"/>
+              <w:spacing w:before="0" w:after="0" w:line="276" w:lineRule="exact"/>
             </w:pPr>
             <w:r>
               <w:rPr>
                 <w:b w:val="0"/>
                 <w:i w:val="0"/>
                 <w:color w:val="222222"/>
-                <w:sz w:val="19"/>
+                <w:sz w:val="23"/>
               </w:rPr>
               <w:t>Hacer clic en la zona de secuencia de escaneo para desplegar las opciones y seleccionar 'DualScan' para el escanograma doble.</w:t>
             </w:r>
           </w:p>
         </w:tc>
       </w:tr>
+    </w:tbl>
+    <w:p>
+      <w:pPr>
+        <w:sectPr>
+          <w:pgSz w:w="16838" w:h="11906" w:orient="landscape"/>
+          <w:pgMar w:top="567" w:right="567" w:bottom="567" w:left="567" w:header="283" w:footer="283" w:gutter="0"/>
+          <w:cols w:space="720"/>
+          <w:docGrid w:linePitch="360"/>
+        </w:sectPr>
+      </w:pPr>
+    </w:p>
+    <w:p>
+      <w:pPr>
+        <w:pageBreakBefore w:val="0"/>
+        <w:pBdr>
+          <w:bottom w:val="single" w:sz="4" w:space="2" w:color="BBBBBB"/>
+        </w:pBdr>
+        <w:tabs>
+          <w:tab w:pos="15704" w:val="right"/>
+        </w:tabs>
+        <w:spacing w:before="0" w:after="80" w:line="192" w:lineRule="exact"/>
+      </w:pPr>
+      <w:r>
+        <w:rPr>
+          <w:b w:val="0"/>
+          <w:i w:val="0"/>
+          <w:color w:val="666666"/>
+          <w:sz w:val="16"/>
+        </w:rPr>
+        <w:t>Programacion de Protocolos en TC Canon</w:t>
+      </w:r>
+      <w:r>
+        <w:rPr>
+          <w:b w:val="0"/>
+          <w:i w:val="0"/>
+          <w:color w:val="666666"/>
+          <w:sz w:val="16"/>
+        </w:rPr>
+        <w:tab/>
+        <w:t>Paso 2 de 15</w:t>
+      </w:r>
+    </w:p>
+    <w:tbl>
+      <w:tblPr>
+        <w:tblW w:type="auto" w:w="0"/>
+        <w:jc w:val="center"/>
+        <w:tblLayout w:type="fixed"/>
+        <w:tblCellMar>
+          <w:top w:w="28" w:type="dxa"/>
+          <w:left w:w="85" w:type="dxa"/>
+          <w:bottom w:w="0" w:type="dxa"/>
+          <w:right w:w="85" w:type="dxa"/>
+        </w:tblCellMar>
+        <w:tblLook w:firstColumn="1" w:firstRow="1" w:lastColumn="0" w:lastRow="0" w:noHBand="0" w:noVBand="1" w:val="04A0"/>
+      </w:tblPr>
+      <w:tblGrid>
+        <w:gridCol w:w="15704"/>
+      </w:tblGrid>
       <w:tr>
         <w:trPr>
-          <w:trHeight w:val="4876" w:hRule="exact"/>
+          <w:trHeight w:val="10148" w:hRule="exact"/>
         </w:trPr>
         <w:tc>
           <w:tcPr>
-            <w:tcW w:type="dxa" w:w="10772"/>
+            <w:tcW w:type="dxa" w:w="15704"/>
             <w:vAlign w:val="top"/>
           </w:tcPr>
           <w:p>
@@ -1278,7 +1348,7 @@
               </w:rPr>
               <w:drawing>
                 <wp:inline xmlns:a="http://schemas.openxmlformats.org/drawingml/2006/main" xmlns:pic="http://schemas.openxmlformats.org/drawingml/2006/picture">
-                  <wp:extent cx="4180551" cy="2351560"/>
+                  <wp:extent cx="9279111" cy="5219500"/>
                   <wp:docPr id="2" name="Picture 2"/>
                   <wp:cNvGraphicFramePr>
                     <a:graphicFrameLocks noChangeAspect="1"/>
@@ -1299,7 +1369,7 @@
                         <pic:spPr>
                           <a:xfrm>
                             <a:off x="0" y="0"/>
-                            <a:ext cx="4180551" cy="2351560"/>
+                            <a:ext cx="9279111" cy="5219500"/>
                           </a:xfrm>
                           <a:prstGeom prst="rect"/>
                         </pic:spPr>
@@ -1312,55 +1382,113 @@
           </w:p>
           <w:p>
             <w:pPr>
-              <w:spacing w:before="0" w:after="20" w:line="192" w:lineRule="exact"/>
+              <w:spacing w:before="0" w:after="20" w:line="216" w:lineRule="exact"/>
             </w:pPr>
             <w:r>
               <w:rPr>
                 <w:b w:val="0"/>
                 <w:i w:val="0"/>
                 <w:color w:val="666666"/>
-                <w:sz w:val="16"/>
+                <w:sz w:val="18"/>
               </w:rPr>
               <w:t>PASO 2 · PROGRAMACION DEL PROTOCOLO · 00:10</w:t>
             </w:r>
           </w:p>
           <w:p>
             <w:pPr>
-              <w:spacing w:before="0" w:after="20" w:line="276" w:lineRule="exact"/>
+              <w:spacing w:before="0" w:after="20" w:line="360" w:lineRule="exact"/>
             </w:pPr>
             <w:r>
               <w:rPr>
                 <w:b/>
                 <w:i w:val="0"/>
                 <w:color w:val="111111"/>
-                <w:sz w:val="23"/>
+                <w:sz w:val="30"/>
               </w:rPr>
-              <w:t>Configurar idioma y comandos de voz</w:t>
+              <w:t>Configurar comandos de voz</w:t>
             </w:r>
           </w:p>
           <w:p>
             <w:pPr>
-              <w:spacing w:before="0" w:after="0" w:line="228" w:lineRule="exact"/>
+              <w:spacing w:before="0" w:after="0" w:line="276" w:lineRule="exact"/>
             </w:pPr>
             <w:r>
               <w:rPr>
                 <w:b w:val="0"/>
                 <w:i w:val="0"/>
                 <w:color w:val="222222"/>
-                <w:sz w:val="19"/>
+                <w:sz w:val="23"/>
               </w:rPr>
               <w:t>Seleccionar el idioma de los comandos de voz en 'Spanish' e indicar las instrucciones de respiracion deseadas para el pre-escaneo o post-escaneo. En pantalla se muestra desplegado el menu de 'Post Scan'.</w:t>
             </w:r>
           </w:p>
         </w:tc>
       </w:tr>
+    </w:tbl>
+    <w:p>
+      <w:pPr>
+        <w:sectPr>
+          <w:pgSz w:w="16838" w:h="11906" w:orient="landscape"/>
+          <w:pgMar w:top="567" w:right="567" w:bottom="567" w:left="567" w:header="283" w:footer="283" w:gutter="0"/>
+          <w:cols w:space="720"/>
+          <w:docGrid w:linePitch="360"/>
+        </w:sectPr>
+      </w:pPr>
+    </w:p>
+    <w:p>
+      <w:pPr>
+        <w:pageBreakBefore w:val="0"/>
+        <w:pBdr>
+          <w:bottom w:val="single" w:sz="4" w:space="2" w:color="BBBBBB"/>
+        </w:pBdr>
+        <w:tabs>
+          <w:tab w:pos="15704" w:val="right"/>
+        </w:tabs>
+        <w:spacing w:before="0" w:after="80" w:line="192" w:lineRule="exact"/>
+      </w:pPr>
+      <w:r>
+        <w:rPr>
+          <w:b w:val="0"/>
+          <w:i w:val="0"/>
+          <w:color w:val="666666"/>
+          <w:sz w:val="16"/>
+        </w:rPr>
+        <w:t>Programacion de Protocolos en TC Canon</w:t>
+      </w:r>
+      <w:r>
+        <w:rPr>
+          <w:b w:val="0"/>
+          <w:i w:val="0"/>
+          <w:color w:val="666666"/>
+          <w:sz w:val="16"/>
+        </w:rPr>
+        <w:tab/>
+        <w:t>Paso 3 de 15</w:t>
+      </w:r>
+    </w:p>
+    <w:tbl>
+      <w:tblPr>
+        <w:tblW w:type="auto" w:w="0"/>
+        <w:jc w:val="center"/>
+        <w:tblLayout w:type="fixed"/>
+        <w:tblCellMar>
+          <w:top w:w="28" w:type="dxa"/>
+          <w:left w:w="85" w:type="dxa"/>
+          <w:bottom w:w="0" w:type="dxa"/>
+          <w:right w:w="85" w:type="dxa"/>
+        </w:tblCellMar>
+        <w:tblLook w:firstColumn="1" w:firstRow="1" w:lastColumn="0" w:lastRow="0" w:noHBand="0" w:noVBand="1" w:val="04A0"/>
+      </w:tblPr>
+      <w:tblGrid>
+        <w:gridCol w:w="15704"/>
+      </w:tblGrid>
       <w:tr>
         <w:trPr>
-          <w:trHeight w:val="4876" w:hRule="exact"/>
+          <w:trHeight w:val="10148" w:hRule="exact"/>
         </w:trPr>
         <w:tc>
           <w:tcPr>
-            <w:tcW w:type="dxa" w:w="10772"/>
+            <w:tcW w:type="dxa" w:w="15704"/>
             <w:vAlign w:val="top"/>
           </w:tcPr>
           <w:p>
@@ -1377,7 +1505,7 @@
               </w:rPr>
               <w:drawing>
                 <wp:inline xmlns:a="http://schemas.openxmlformats.org/drawingml/2006/main" xmlns:pic="http://schemas.openxmlformats.org/drawingml/2006/picture">
-                  <wp:extent cx="4180551" cy="2351560"/>
+                  <wp:extent cx="9279111" cy="5219500"/>
                   <wp:docPr id="3" name="Picture 3"/>
                   <wp:cNvGraphicFramePr>
                     <a:graphicFrameLocks noChangeAspect="1"/>
@@ -1398,7 +1526,7 @@
                         <pic:spPr>
                           <a:xfrm>
                             <a:off x="0" y="0"/>
-                            <a:ext cx="4180551" cy="2351560"/>
+                            <a:ext cx="9279111" cy="5219500"/>
                           </a:xfrm>
                           <a:prstGeom prst="rect"/>
                         </pic:spPr>
@@ -1411,42 +1539,42 @@
           </w:p>
           <w:p>
             <w:pPr>
-              <w:spacing w:before="0" w:after="20" w:line="192" w:lineRule="exact"/>
+              <w:spacing w:before="0" w:after="20" w:line="216" w:lineRule="exact"/>
             </w:pPr>
             <w:r>
               <w:rPr>
                 <w:b w:val="0"/>
                 <w:i w:val="0"/>
                 <w:color w:val="666666"/>
-                <w:sz w:val="16"/>
+                <w:sz w:val="18"/>
               </w:rPr>
               <w:t>PASO 3 · PROGRAMACION DEL PROTOCOLO · 00:17</w:t>
             </w:r>
           </w:p>
           <w:p>
             <w:pPr>
-              <w:spacing w:before="0" w:after="20" w:line="276" w:lineRule="exact"/>
+              <w:spacing w:before="0" w:after="20" w:line="360" w:lineRule="exact"/>
             </w:pPr>
             <w:r>
               <w:rPr>
                 <w:b/>
                 <w:i w:val="0"/>
                 <w:color w:val="111111"/>
-                <w:sz w:val="23"/>
+                <w:sz w:val="30"/>
               </w:rPr>
               <w:t>Ajustar longitud de adquisicion</w:t>
             </w:r>
           </w:p>
           <w:p>
             <w:pPr>
-              <w:spacing w:before="0" w:after="0" w:line="228" w:lineRule="exact"/>
+              <w:spacing w:before="0" w:after="0" w:line="276" w:lineRule="exact"/>
             </w:pPr>
             <w:r>
               <w:rPr>
                 <w:b w:val="0"/>
                 <w:i w:val="0"/>
                 <w:color w:val="222222"/>
-                <w:sz w:val="19"/>
+                <w:sz w:val="23"/>
               </w:rPr>
               <w:t>Cambiar el valor de la posicion final en 'End Pos' a 800.0 mm en la primera fila para delimitar el area de escaneo.</w:t>
             </w:r>
@@ -1456,12 +1584,22 @@
     </w:tbl>
     <w:p>
       <w:pPr>
-        <w:pageBreakBefore/>
+        <w:sectPr>
+          <w:pgSz w:w="16838" w:h="11906" w:orient="landscape"/>
+          <w:pgMar w:top="567" w:right="567" w:bottom="567" w:left="567" w:header="283" w:footer="283" w:gutter="0"/>
+          <w:cols w:space="720"/>
+          <w:docGrid w:linePitch="360"/>
+        </w:sectPr>
+      </w:pPr>
+    </w:p>
+    <w:p>
+      <w:pPr>
+        <w:pageBreakBefore w:val="0"/>
         <w:pBdr>
           <w:bottom w:val="single" w:sz="4" w:space="2" w:color="BBBBBB"/>
         </w:pBdr>
         <w:tabs>
-          <w:tab w:pos="10772" w:val="right"/>
+          <w:tab w:pos="15704" w:val="right"/>
         </w:tabs>
         <w:spacing w:before="0" w:after="80" w:line="192" w:lineRule="exact"/>
       </w:pPr>
@@ -1482,7 +1620,7 @@
           <w:sz w:val="16"/>
         </w:rPr>
         <w:tab/>
-        <w:t>Pasos 4–6 de 15</w:t>
+        <w:t>Paso 4 de 15</w:t>
       </w:r>
     </w:p>
     <w:tbl>
@@ -1499,15 +1637,15 @@
         <w:tblLook w:firstColumn="1" w:firstRow="1" w:lastColumn="0" w:lastRow="0" w:noHBand="0" w:noVBand="1" w:val="04A0"/>
       </w:tblPr>
       <w:tblGrid>
-        <w:gridCol w:w="10772"/>
+        <w:gridCol w:w="15704"/>
       </w:tblGrid>
       <w:tr>
         <w:trPr>
-          <w:trHeight w:val="4876" w:hRule="exact"/>
+          <w:trHeight w:val="10148" w:hRule="exact"/>
         </w:trPr>
         <w:tc>
           <w:tcPr>
-            <w:tcW w:type="dxa" w:w="10772"/>
+            <w:tcW w:type="dxa" w:w="15704"/>
             <w:vAlign w:val="top"/>
           </w:tcPr>
           <w:p>
@@ -1524,7 +1662,7 @@
               </w:rPr>
               <w:drawing>
                 <wp:inline xmlns:a="http://schemas.openxmlformats.org/drawingml/2006/main" xmlns:pic="http://schemas.openxmlformats.org/drawingml/2006/picture">
-                  <wp:extent cx="4180551" cy="2351560"/>
+                  <wp:extent cx="9279111" cy="5219500"/>
                   <wp:docPr id="4" name="Picture 4"/>
                   <wp:cNvGraphicFramePr>
                     <a:graphicFrameLocks noChangeAspect="1"/>
@@ -1545,7 +1683,7 @@
                         <pic:spPr>
                           <a:xfrm>
                             <a:off x="0" y="0"/>
-                            <a:ext cx="4180551" cy="2351560"/>
+                            <a:ext cx="9279111" cy="5219500"/>
                           </a:xfrm>
                           <a:prstGeom prst="rect"/>
                         </pic:spPr>
@@ -1558,55 +1696,113 @@
           </w:p>
           <w:p>
             <w:pPr>
-              <w:spacing w:before="0" w:after="20" w:line="192" w:lineRule="exact"/>
+              <w:spacing w:before="0" w:after="20" w:line="216" w:lineRule="exact"/>
             </w:pPr>
             <w:r>
               <w:rPr>
                 <w:b w:val="0"/>
                 <w:i w:val="0"/>
                 <w:color w:val="666666"/>
-                <w:sz w:val="16"/>
+                <w:sz w:val="18"/>
               </w:rPr>
               <w:t>PASO 4 · PROGRAMACION DEL PROTOCOLO · 00:26</w:t>
             </w:r>
           </w:p>
           <w:p>
             <w:pPr>
-              <w:spacing w:before="0" w:after="20" w:line="276" w:lineRule="exact"/>
+              <w:spacing w:before="0" w:after="20" w:line="360" w:lineRule="exact"/>
             </w:pPr>
             <w:r>
               <w:rPr>
                 <w:b/>
                 <w:i w:val="0"/>
                 <w:color w:val="111111"/>
-                <w:sz w:val="23"/>
+                <w:sz w:val="30"/>
               </w:rPr>
               <w:t>Elegir tipo de adquisicion helicoidal</w:t>
             </w:r>
           </w:p>
           <w:p>
             <w:pPr>
-              <w:spacing w:before="0" w:after="0" w:line="228" w:lineRule="exact"/>
+              <w:spacing w:before="0" w:after="0" w:line="276" w:lineRule="exact"/>
             </w:pPr>
             <w:r>
               <w:rPr>
                 <w:b w:val="0"/>
                 <w:i w:val="0"/>
                 <w:color w:val="222222"/>
-                <w:sz w:val="19"/>
+                <w:sz w:val="23"/>
               </w:rPr>
               <w:t>Se recomienda utilizar el modo 'GG-Hel' (helicoidal) en lugar de 'Helical' simple para facilitar la gestion de los volumenes en las cajitas del 'AutoView'.</w:t>
             </w:r>
           </w:p>
         </w:tc>
       </w:tr>
+    </w:tbl>
+    <w:p>
+      <w:pPr>
+        <w:sectPr>
+          <w:pgSz w:w="16838" w:h="11906" w:orient="landscape"/>
+          <w:pgMar w:top="567" w:right="567" w:bottom="567" w:left="567" w:header="283" w:footer="283" w:gutter="0"/>
+          <w:cols w:space="720"/>
+          <w:docGrid w:linePitch="360"/>
+        </w:sectPr>
+      </w:pPr>
+    </w:p>
+    <w:p>
+      <w:pPr>
+        <w:pageBreakBefore w:val="0"/>
+        <w:pBdr>
+          <w:bottom w:val="single" w:sz="4" w:space="2" w:color="BBBBBB"/>
+        </w:pBdr>
+        <w:tabs>
+          <w:tab w:pos="15704" w:val="right"/>
+        </w:tabs>
+        <w:spacing w:before="0" w:after="80" w:line="192" w:lineRule="exact"/>
+      </w:pPr>
+      <w:r>
+        <w:rPr>
+          <w:b w:val="0"/>
+          <w:i w:val="0"/>
+          <w:color w:val="666666"/>
+          <w:sz w:val="16"/>
+        </w:rPr>
+        <w:t>Programacion de Protocolos en TC Canon</w:t>
+      </w:r>
+      <w:r>
+        <w:rPr>
+          <w:b w:val="0"/>
+          <w:i w:val="0"/>
+          <w:color w:val="666666"/>
+          <w:sz w:val="16"/>
+        </w:rPr>
+        <w:tab/>
+        <w:t>Paso 5 de 15</w:t>
+      </w:r>
+    </w:p>
+    <w:tbl>
+      <w:tblPr>
+        <w:tblW w:type="auto" w:w="0"/>
+        <w:jc w:val="center"/>
+        <w:tblLayout w:type="fixed"/>
+        <w:tblCellMar>
+          <w:top w:w="28" w:type="dxa"/>
+          <w:left w:w="85" w:type="dxa"/>
+          <w:bottom w:w="0" w:type="dxa"/>
+          <w:right w:w="85" w:type="dxa"/>
+        </w:tblCellMar>
+        <w:tblLook w:firstColumn="1" w:firstRow="1" w:lastColumn="0" w:lastRow="0" w:noHBand="0" w:noVBand="1" w:val="04A0"/>
+      </w:tblPr>
+      <w:tblGrid>
+        <w:gridCol w:w="15704"/>
+      </w:tblGrid>
       <w:tr>
         <w:trPr>
-          <w:trHeight w:val="4876" w:hRule="exact"/>
+          <w:trHeight w:val="10148" w:hRule="exact"/>
         </w:trPr>
         <w:tc>
           <w:tcPr>
-            <w:tcW w:type="dxa" w:w="10772"/>
+            <w:tcW w:type="dxa" w:w="15704"/>
             <w:vAlign w:val="top"/>
           </w:tcPr>
           <w:p>
@@ -1623,7 +1819,7 @@
               </w:rPr>
               <w:drawing>
                 <wp:inline xmlns:a="http://schemas.openxmlformats.org/drawingml/2006/main" xmlns:pic="http://schemas.openxmlformats.org/drawingml/2006/picture">
-                  <wp:extent cx="4180551" cy="2351560"/>
+                  <wp:extent cx="9279111" cy="5219500"/>
                   <wp:docPr id="5" name="Picture 5"/>
                   <wp:cNvGraphicFramePr>
                     <a:graphicFrameLocks noChangeAspect="1"/>
@@ -1644,7 +1840,7 @@
                         <pic:spPr>
                           <a:xfrm>
                             <a:off x="0" y="0"/>
-                            <a:ext cx="4180551" cy="2351560"/>
+                            <a:ext cx="9279111" cy="5219500"/>
                           </a:xfrm>
                           <a:prstGeom prst="rect"/>
                         </pic:spPr>
@@ -1657,55 +1853,113 @@
           </w:p>
           <w:p>
             <w:pPr>
-              <w:spacing w:before="0" w:after="20" w:line="192" w:lineRule="exact"/>
+              <w:spacing w:before="0" w:after="20" w:line="216" w:lineRule="exact"/>
             </w:pPr>
             <w:r>
               <w:rPr>
                 <w:b w:val="0"/>
                 <w:i w:val="0"/>
                 <w:color w:val="666666"/>
-                <w:sz w:val="16"/>
+                <w:sz w:val="18"/>
               </w:rPr>
               <w:t>PASO 5 · PROGRAMACION DEL PROTOCOLO · 00:58</w:t>
             </w:r>
           </w:p>
           <w:p>
             <w:pPr>
-              <w:spacing w:before="0" w:after="20" w:line="276" w:lineRule="exact"/>
+              <w:spacing w:before="0" w:after="20" w:line="360" w:lineRule="exact"/>
             </w:pPr>
             <w:r>
               <w:rPr>
                 <w:b/>
                 <w:i w:val="0"/>
                 <w:color w:val="111111"/>
-                <w:sz w:val="23"/>
+                <w:sz w:val="30"/>
               </w:rPr>
               <w:t>Nombrar fase sin contraste</w:t>
             </w:r>
           </w:p>
           <w:p>
             <w:pPr>
-              <w:spacing w:before="0" w:after="0" w:line="228" w:lineRule="exact"/>
+              <w:spacing w:before="0" w:after="0" w:line="276" w:lineRule="exact"/>
             </w:pPr>
             <w:r>
               <w:rPr>
                 <w:b w:val="0"/>
                 <w:i w:val="0"/>
                 <w:color w:val="222222"/>
-                <w:sz w:val="19"/>
+                <w:sz w:val="23"/>
               </w:rPr>
-              <w:t>Escribir el comentario 'SIN CE' (en pantalla se lee 'SIN CI') para identificar la fase basal sin contraste y configurar comandos de voz.</w:t>
+              <w:t>Escribir el comentario 'SIN CI' en la caja de 'Protocol Comment for Scan Element' para identificar la fase basal sin contraste y configurar comandos de voz.</w:t>
             </w:r>
           </w:p>
         </w:tc>
       </w:tr>
+    </w:tbl>
+    <w:p>
+      <w:pPr>
+        <w:sectPr>
+          <w:pgSz w:w="16838" w:h="11906" w:orient="landscape"/>
+          <w:pgMar w:top="567" w:right="567" w:bottom="567" w:left="567" w:header="283" w:footer="283" w:gutter="0"/>
+          <w:cols w:space="720"/>
+          <w:docGrid w:linePitch="360"/>
+        </w:sectPr>
+      </w:pPr>
+    </w:p>
+    <w:p>
+      <w:pPr>
+        <w:pageBreakBefore w:val="0"/>
+        <w:pBdr>
+          <w:bottom w:val="single" w:sz="4" w:space="2" w:color="BBBBBB"/>
+        </w:pBdr>
+        <w:tabs>
+          <w:tab w:pos="15704" w:val="right"/>
+        </w:tabs>
+        <w:spacing w:before="0" w:after="80" w:line="192" w:lineRule="exact"/>
+      </w:pPr>
+      <w:r>
+        <w:rPr>
+          <w:b w:val="0"/>
+          <w:i w:val="0"/>
+          <w:color w:val="666666"/>
+          <w:sz w:val="16"/>
+        </w:rPr>
+        <w:t>Programacion de Protocolos en TC Canon</w:t>
+      </w:r>
+      <w:r>
+        <w:rPr>
+          <w:b w:val="0"/>
+          <w:i w:val="0"/>
+          <w:color w:val="666666"/>
+          <w:sz w:val="16"/>
+        </w:rPr>
+        <w:tab/>
+        <w:t>Paso 6 de 15</w:t>
+      </w:r>
+    </w:p>
+    <w:tbl>
+      <w:tblPr>
+        <w:tblW w:type="auto" w:w="0"/>
+        <w:jc w:val="center"/>
+        <w:tblLayout w:type="fixed"/>
+        <w:tblCellMar>
+          <w:top w:w="28" w:type="dxa"/>
+          <w:left w:w="85" w:type="dxa"/>
+          <w:bottom w:w="0" w:type="dxa"/>
+          <w:right w:w="85" w:type="dxa"/>
+        </w:tblCellMar>
+        <w:tblLook w:firstColumn="1" w:firstRow="1" w:lastColumn="0" w:lastRow="0" w:noHBand="0" w:noVBand="1" w:val="04A0"/>
+      </w:tblPr>
+      <w:tblGrid>
+        <w:gridCol w:w="15704"/>
+      </w:tblGrid>
       <w:tr>
         <w:trPr>
-          <w:trHeight w:val="4876" w:hRule="exact"/>
+          <w:trHeight w:val="10148" w:hRule="exact"/>
         </w:trPr>
         <w:tc>
           <w:tcPr>
-            <w:tcW w:type="dxa" w:w="10772"/>
+            <w:tcW w:type="dxa" w:w="15704"/>
             <w:vAlign w:val="top"/>
           </w:tcPr>
           <w:p>
@@ -1722,7 +1976,7 @@
               </w:rPr>
               <w:drawing>
                 <wp:inline xmlns:a="http://schemas.openxmlformats.org/drawingml/2006/main" xmlns:pic="http://schemas.openxmlformats.org/drawingml/2006/picture">
-                  <wp:extent cx="4180551" cy="2351560"/>
+                  <wp:extent cx="9279111" cy="5219500"/>
                   <wp:docPr id="6" name="Picture 6"/>
                   <wp:cNvGraphicFramePr>
                     <a:graphicFrameLocks noChangeAspect="1"/>
@@ -1743,7 +1997,7 @@
                         <pic:spPr>
                           <a:xfrm>
                             <a:off x="0" y="0"/>
-                            <a:ext cx="4180551" cy="2351560"/>
+                            <a:ext cx="9279111" cy="5219500"/>
                           </a:xfrm>
                           <a:prstGeom prst="rect"/>
                         </pic:spPr>
@@ -1756,42 +2010,42 @@
           </w:p>
           <w:p>
             <w:pPr>
-              <w:spacing w:before="0" w:after="20" w:line="192" w:lineRule="exact"/>
+              <w:spacing w:before="0" w:after="20" w:line="216" w:lineRule="exact"/>
             </w:pPr>
             <w:r>
               <w:rPr>
                 <w:b w:val="0"/>
                 <w:i w:val="0"/>
                 <w:color w:val="666666"/>
-                <w:sz w:val="16"/>
+                <w:sz w:val="18"/>
               </w:rPr>
               <w:t>PASO 6 · PROGRAMACION DEL PROTOCOLO · 01:28</w:t>
             </w:r>
           </w:p>
           <w:p>
             <w:pPr>
-              <w:spacing w:before="0" w:after="20" w:line="276" w:lineRule="exact"/>
+              <w:spacing w:before="0" w:after="20" w:line="360" w:lineRule="exact"/>
             </w:pPr>
             <w:r>
               <w:rPr>
                 <w:b/>
                 <w:i w:val="0"/>
                 <w:color w:val="111111"/>
-                <w:sz w:val="23"/>
+                <w:sz w:val="30"/>
               </w:rPr>
               <w:t>Crear fase arterial con contraste</w:t>
             </w:r>
           </w:p>
           <w:p>
             <w:pPr>
-              <w:spacing w:before="0" w:after="0" w:line="228" w:lineRule="exact"/>
+              <w:spacing w:before="0" w:after="0" w:line="276" w:lineRule="exact"/>
             </w:pPr>
             <w:r>
               <w:rPr>
                 <w:b w:val="0"/>
                 <w:i w:val="0"/>
                 <w:color w:val="222222"/>
-                <w:sz w:val="19"/>
+                <w:sz w:val="23"/>
               </w:rPr>
               <w:t>Nombrar la fase como 'ARTERIAL' y activar la bandera de medio de contraste (CE) para que se guarde con la etiqueta DICOM correspondiente.</w:t>
             </w:r>
@@ -1801,12 +2055,22 @@
     </w:tbl>
     <w:p>
       <w:pPr>
-        <w:pageBreakBefore/>
+        <w:sectPr>
+          <w:pgSz w:w="16838" w:h="11906" w:orient="landscape"/>
+          <w:pgMar w:top="567" w:right="567" w:bottom="567" w:left="567" w:header="283" w:footer="283" w:gutter="0"/>
+          <w:cols w:space="720"/>
+          <w:docGrid w:linePitch="360"/>
+        </w:sectPr>
+      </w:pPr>
+    </w:p>
+    <w:p>
+      <w:pPr>
+        <w:pageBreakBefore w:val="0"/>
         <w:pBdr>
           <w:bottom w:val="single" w:sz="4" w:space="2" w:color="BBBBBB"/>
         </w:pBdr>
         <w:tabs>
-          <w:tab w:pos="10772" w:val="right"/>
+          <w:tab w:pos="15704" w:val="right"/>
         </w:tabs>
         <w:spacing w:before="0" w:after="80" w:line="192" w:lineRule="exact"/>
       </w:pPr>
@@ -1827,7 +2091,7 @@
           <w:sz w:val="16"/>
         </w:rPr>
         <w:tab/>
-        <w:t>Pasos 7–9 de 15</w:t>
+        <w:t>Paso 7 de 15</w:t>
       </w:r>
     </w:p>
     <w:tbl>
@@ -1844,15 +2108,15 @@
         <w:tblLook w:firstColumn="1" w:firstRow="1" w:lastColumn="0" w:lastRow="0" w:noHBand="0" w:noVBand="1" w:val="04A0"/>
       </w:tblPr>
       <w:tblGrid>
-        <w:gridCol w:w="10772"/>
+        <w:gridCol w:w="15704"/>
       </w:tblGrid>
       <w:tr>
         <w:trPr>
-          <w:trHeight w:val="4876" w:hRule="exact"/>
+          <w:trHeight w:val="10148" w:hRule="exact"/>
         </w:trPr>
         <w:tc>
           <w:tcPr>
-            <w:tcW w:type="dxa" w:w="10772"/>
+            <w:tcW w:type="dxa" w:w="15704"/>
             <w:vAlign w:val="top"/>
           </w:tcPr>
           <w:p>
@@ -1869,7 +2133,7 @@
               </w:rPr>
               <w:drawing>
                 <wp:inline xmlns:a="http://schemas.openxmlformats.org/drawingml/2006/main" xmlns:pic="http://schemas.openxmlformats.org/drawingml/2006/picture">
-                  <wp:extent cx="4180551" cy="2351560"/>
+                  <wp:extent cx="9279111" cy="5219500"/>
                   <wp:docPr id="7" name="Picture 7"/>
                   <wp:cNvGraphicFramePr>
                     <a:graphicFrameLocks noChangeAspect="1"/>
@@ -1890,7 +2154,7 @@
                         <pic:spPr>
                           <a:xfrm>
                             <a:off x="0" y="0"/>
-                            <a:ext cx="4180551" cy="2351560"/>
+                            <a:ext cx="9279111" cy="5219500"/>
                           </a:xfrm>
                           <a:prstGeom prst="rect"/>
                         </pic:spPr>
@@ -1903,55 +2167,113 @@
           </w:p>
           <w:p>
             <w:pPr>
-              <w:spacing w:before="0" w:after="20" w:line="192" w:lineRule="exact"/>
+              <w:spacing w:before="0" w:after="20" w:line="216" w:lineRule="exact"/>
             </w:pPr>
             <w:r>
               <w:rPr>
                 <w:b w:val="0"/>
                 <w:i w:val="0"/>
                 <w:color w:val="666666"/>
-                <w:sz w:val="16"/>
+                <w:sz w:val="18"/>
               </w:rPr>
               <w:t>PASO 7 · PROGRAMACION DEL PROTOCOLO · 01:50</w:t>
             </w:r>
           </w:p>
           <w:p>
             <w:pPr>
-              <w:spacing w:before="0" w:after="20" w:line="276" w:lineRule="exact"/>
+              <w:spacing w:before="0" w:after="20" w:line="360" w:lineRule="exact"/>
             </w:pPr>
             <w:r>
               <w:rPr>
                 <w:b/>
                 <w:i w:val="0"/>
                 <w:color w:val="111111"/>
-                <w:sz w:val="23"/>
+                <w:sz w:val="30"/>
               </w:rPr>
               <w:t>Programar tiempo de espera arterial</w:t>
             </w:r>
           </w:p>
           <w:p>
             <w:pPr>
-              <w:spacing w:before="0" w:after="0" w:line="228" w:lineRule="exact"/>
+              <w:spacing w:before="0" w:after="0" w:line="276" w:lineRule="exact"/>
             </w:pPr>
             <w:r>
               <w:rPr>
                 <w:b w:val="0"/>
                 <w:i w:val="0"/>
                 <w:color w:val="222222"/>
-                <w:sz w:val="19"/>
+                <w:sz w:val="23"/>
               </w:rPr>
               <w:t>Establecer un tiempo de espera (Wait) de 35.0 segundos para la fase arterial tras el inicio de la inyeccion manual. En pantalla se señala la celda de Wait de la fila 4.</w:t>
             </w:r>
           </w:p>
         </w:tc>
       </w:tr>
+    </w:tbl>
+    <w:p>
+      <w:pPr>
+        <w:sectPr>
+          <w:pgSz w:w="16838" w:h="11906" w:orient="landscape"/>
+          <w:pgMar w:top="567" w:right="567" w:bottom="567" w:left="567" w:header="283" w:footer="283" w:gutter="0"/>
+          <w:cols w:space="720"/>
+          <w:docGrid w:linePitch="360"/>
+        </w:sectPr>
+      </w:pPr>
+    </w:p>
+    <w:p>
+      <w:pPr>
+        <w:pageBreakBefore w:val="0"/>
+        <w:pBdr>
+          <w:bottom w:val="single" w:sz="4" w:space="2" w:color="BBBBBB"/>
+        </w:pBdr>
+        <w:tabs>
+          <w:tab w:pos="15704" w:val="right"/>
+        </w:tabs>
+        <w:spacing w:before="0" w:after="80" w:line="192" w:lineRule="exact"/>
+      </w:pPr>
+      <w:r>
+        <w:rPr>
+          <w:b w:val="0"/>
+          <w:i w:val="0"/>
+          <w:color w:val="666666"/>
+          <w:sz w:val="16"/>
+        </w:rPr>
+        <w:t>Programacion de Protocolos en TC Canon</w:t>
+      </w:r>
+      <w:r>
+        <w:rPr>
+          <w:b w:val="0"/>
+          <w:i w:val="0"/>
+          <w:color w:val="666666"/>
+          <w:sz w:val="16"/>
+        </w:rPr>
+        <w:tab/>
+        <w:t>Paso 8 de 15</w:t>
+      </w:r>
+    </w:p>
+    <w:tbl>
+      <w:tblPr>
+        <w:tblW w:type="auto" w:w="0"/>
+        <w:jc w:val="center"/>
+        <w:tblLayout w:type="fixed"/>
+        <w:tblCellMar>
+          <w:top w:w="28" w:type="dxa"/>
+          <w:left w:w="85" w:type="dxa"/>
+          <w:bottom w:w="0" w:type="dxa"/>
+          <w:right w:w="85" w:type="dxa"/>
+        </w:tblCellMar>
+        <w:tblLook w:firstColumn="1" w:firstRow="1" w:lastColumn="0" w:lastRow="0" w:noHBand="0" w:noVBand="1" w:val="04A0"/>
+      </w:tblPr>
+      <w:tblGrid>
+        <w:gridCol w:w="15704"/>
+      </w:tblGrid>
       <w:tr>
         <w:trPr>
-          <w:trHeight w:val="4876" w:hRule="exact"/>
+          <w:trHeight w:val="10148" w:hRule="exact"/>
         </w:trPr>
         <w:tc>
           <w:tcPr>
-            <w:tcW w:type="dxa" w:w="10772"/>
+            <w:tcW w:type="dxa" w:w="15704"/>
             <w:vAlign w:val="top"/>
           </w:tcPr>
           <w:p>
@@ -1968,7 +2290,7 @@
               </w:rPr>
               <w:drawing>
                 <wp:inline xmlns:a="http://schemas.openxmlformats.org/drawingml/2006/main" xmlns:pic="http://schemas.openxmlformats.org/drawingml/2006/picture">
-                  <wp:extent cx="3923164" cy="2206780"/>
+                  <wp:extent cx="9279111" cy="5219500"/>
                   <wp:docPr id="8" name="Picture 8"/>
                   <wp:cNvGraphicFramePr>
                     <a:graphicFrameLocks noChangeAspect="1"/>
@@ -1989,7 +2311,7 @@
                         <pic:spPr>
                           <a:xfrm>
                             <a:off x="0" y="0"/>
-                            <a:ext cx="3923164" cy="2206780"/>
+                            <a:ext cx="9279111" cy="5219500"/>
                           </a:xfrm>
                           <a:prstGeom prst="rect"/>
                         </pic:spPr>
@@ -2002,55 +2324,113 @@
           </w:p>
           <w:p>
             <w:pPr>
-              <w:spacing w:before="0" w:after="20" w:line="192" w:lineRule="exact"/>
+              <w:spacing w:before="0" w:after="20" w:line="216" w:lineRule="exact"/>
             </w:pPr>
             <w:r>
               <w:rPr>
                 <w:b w:val="0"/>
                 <w:i w:val="0"/>
                 <w:color w:val="666666"/>
-                <w:sz w:val="16"/>
+                <w:sz w:val="18"/>
               </w:rPr>
               <w:t>PASO 8 · PROGRAMACION DEL PROTOCOLO · 02:08</w:t>
             </w:r>
           </w:p>
           <w:p>
             <w:pPr>
-              <w:spacing w:before="0" w:after="20" w:line="276" w:lineRule="exact"/>
+              <w:spacing w:before="0" w:after="20" w:line="360" w:lineRule="exact"/>
             </w:pPr>
             <w:r>
               <w:rPr>
                 <w:b/>
                 <w:i w:val="0"/>
                 <w:color w:val="111111"/>
-                <w:sz w:val="23"/>
+                <w:sz w:val="30"/>
               </w:rPr>
               <w:t>Programar fase venosa automatica</w:t>
             </w:r>
           </w:p>
           <w:p>
             <w:pPr>
-              <w:spacing w:before="0" w:after="0" w:line="228" w:lineRule="exact"/>
+              <w:spacing w:before="0" w:after="0" w:line="276" w:lineRule="exact"/>
             </w:pPr>
             <w:r>
               <w:rPr>
                 <w:b w:val="0"/>
                 <w:i w:val="0"/>
                 <w:color w:val="222222"/>
-                <w:sz w:val="19"/>
+                <w:sz w:val="23"/>
               </w:rPr>
               <w:t>Configurar la fase 'VENOSO' en modo automatico con un tiempo de inicio (Start Time) de 70 segundos (01:10.0), calculandose un retardo automatico de 27.9 segundos tras finalizar la arterial. Se señala la celda '0.2' de Wait.</w:t>
             </w:r>
           </w:p>
         </w:tc>
       </w:tr>
+    </w:tbl>
+    <w:p>
+      <w:pPr>
+        <w:sectPr>
+          <w:pgSz w:w="16838" w:h="11906" w:orient="landscape"/>
+          <w:pgMar w:top="567" w:right="567" w:bottom="567" w:left="567" w:header="283" w:footer="283" w:gutter="0"/>
+          <w:cols w:space="720"/>
+          <w:docGrid w:linePitch="360"/>
+        </w:sectPr>
+      </w:pPr>
+    </w:p>
+    <w:p>
+      <w:pPr>
+        <w:pageBreakBefore w:val="0"/>
+        <w:pBdr>
+          <w:bottom w:val="single" w:sz="4" w:space="2" w:color="BBBBBB"/>
+        </w:pBdr>
+        <w:tabs>
+          <w:tab w:pos="15704" w:val="right"/>
+        </w:tabs>
+        <w:spacing w:before="0" w:after="80" w:line="192" w:lineRule="exact"/>
+      </w:pPr>
+      <w:r>
+        <w:rPr>
+          <w:b w:val="0"/>
+          <w:i w:val="0"/>
+          <w:color w:val="666666"/>
+          <w:sz w:val="16"/>
+        </w:rPr>
+        <w:t>Programacion de Protocolos en TC Canon</w:t>
+      </w:r>
+      <w:r>
+        <w:rPr>
+          <w:b w:val="0"/>
+          <w:i w:val="0"/>
+          <w:color w:val="666666"/>
+          <w:sz w:val="16"/>
+        </w:rPr>
+        <w:tab/>
+        <w:t>Paso 9 de 15</w:t>
+      </w:r>
+    </w:p>
+    <w:tbl>
+      <w:tblPr>
+        <w:tblW w:type="auto" w:w="0"/>
+        <w:jc w:val="center"/>
+        <w:tblLayout w:type="fixed"/>
+        <w:tblCellMar>
+          <w:top w:w="28" w:type="dxa"/>
+          <w:left w:w="85" w:type="dxa"/>
+          <w:bottom w:w="0" w:type="dxa"/>
+          <w:right w:w="85" w:type="dxa"/>
+        </w:tblCellMar>
+        <w:tblLook w:firstColumn="1" w:firstRow="1" w:lastColumn="0" w:lastRow="0" w:noHBand="0" w:noVBand="1" w:val="04A0"/>
+      </w:tblPr>
+      <w:tblGrid>
+        <w:gridCol w:w="15704"/>
+      </w:tblGrid>
       <w:tr>
         <w:trPr>
-          <w:trHeight w:val="4876" w:hRule="exact"/>
+          <w:trHeight w:val="10148" w:hRule="exact"/>
         </w:trPr>
         <w:tc>
           <w:tcPr>
-            <w:tcW w:type="dxa" w:w="10772"/>
+            <w:tcW w:type="dxa" w:w="15704"/>
             <w:vAlign w:val="top"/>
           </w:tcPr>
           <w:p>
@@ -2067,7 +2447,7 @@
               </w:rPr>
               <w:drawing>
                 <wp:inline xmlns:a="http://schemas.openxmlformats.org/drawingml/2006/main" xmlns:pic="http://schemas.openxmlformats.org/drawingml/2006/picture">
-                  <wp:extent cx="4180551" cy="2351560"/>
+                  <wp:extent cx="9279111" cy="5219500"/>
                   <wp:docPr id="9" name="Picture 9"/>
                   <wp:cNvGraphicFramePr>
                     <a:graphicFrameLocks noChangeAspect="1"/>
@@ -2088,7 +2468,7 @@
                         <pic:spPr>
                           <a:xfrm>
                             <a:off x="0" y="0"/>
-                            <a:ext cx="4180551" cy="2351560"/>
+                            <a:ext cx="9279111" cy="5219500"/>
                           </a:xfrm>
                           <a:prstGeom prst="rect"/>
                         </pic:spPr>
@@ -2101,42 +2481,42 @@
           </w:p>
           <w:p>
             <w:pPr>
-              <w:spacing w:before="0" w:after="20" w:line="192" w:lineRule="exact"/>
+              <w:spacing w:before="0" w:after="20" w:line="216" w:lineRule="exact"/>
             </w:pPr>
             <w:r>
               <w:rPr>
                 <w:b w:val="0"/>
                 <w:i w:val="0"/>
                 <w:color w:val="666666"/>
-                <w:sz w:val="16"/>
+                <w:sz w:val="18"/>
               </w:rPr>
               <w:t>PASO 9 · PROGRAMACION DEL PROTOCOLO · 02:42</w:t>
             </w:r>
           </w:p>
           <w:p>
             <w:pPr>
-              <w:spacing w:before="0" w:after="20" w:line="276" w:lineRule="exact"/>
+              <w:spacing w:before="0" w:after="20" w:line="360" w:lineRule="exact"/>
             </w:pPr>
             <w:r>
               <w:rPr>
                 <w:b/>
                 <w:i w:val="0"/>
                 <w:color w:val="111111"/>
-                <w:sz w:val="23"/>
+                <w:sz w:val="30"/>
               </w:rPr>
               <w:t>Configurar fase tardia</w:t>
             </w:r>
           </w:p>
           <w:p>
             <w:pPr>
-              <w:spacing w:before="0" w:after="0" w:line="228" w:lineRule="exact"/>
+              <w:spacing w:before="0" w:after="0" w:line="276" w:lineRule="exact"/>
             </w:pPr>
             <w:r>
               <w:rPr>
                 <w:b w:val="0"/>
                 <w:i w:val="0"/>
                 <w:color w:val="222222"/>
-                <w:sz w:val="19"/>
+                <w:sz w:val="23"/>
               </w:rPr>
               <w:t>Duplicar la fase anterior y renombrarla como 'VENOSO' (segun se lee en la caja de texto) con un tiempo de inicio para la fase tardia de 5 minutos (05:00.0) en la fila 6.</w:t>
             </w:r>
@@ -2146,12 +2526,22 @@
     </w:tbl>
     <w:p>
       <w:pPr>
-        <w:pageBreakBefore/>
+        <w:sectPr>
+          <w:pgSz w:w="16838" w:h="11906" w:orient="landscape"/>
+          <w:pgMar w:top="567" w:right="567" w:bottom="567" w:left="567" w:header="283" w:footer="283" w:gutter="0"/>
+          <w:cols w:space="720"/>
+          <w:docGrid w:linePitch="360"/>
+        </w:sectPr>
+      </w:pPr>
+    </w:p>
+    <w:p>
+      <w:pPr>
+        <w:pageBreakBefore w:val="0"/>
         <w:pBdr>
           <w:bottom w:val="single" w:sz="4" w:space="2" w:color="BBBBBB"/>
         </w:pBdr>
         <w:tabs>
-          <w:tab w:pos="10772" w:val="right"/>
+          <w:tab w:pos="15704" w:val="right"/>
         </w:tabs>
         <w:spacing w:before="0" w:after="80" w:line="192" w:lineRule="exact"/>
       </w:pPr>
@@ -2172,7 +2562,7 @@
           <w:sz w:val="16"/>
         </w:rPr>
         <w:tab/>
-        <w:t>Pasos 10–12 de 15</w:t>
+        <w:t>Paso 10 de 15</w:t>
       </w:r>
     </w:p>
     <w:tbl>
@@ -2189,15 +2579,15 @@
         <w:tblLook w:firstColumn="1" w:firstRow="1" w:lastColumn="0" w:lastRow="0" w:noHBand="0" w:noVBand="1" w:val="04A0"/>
       </w:tblPr>
       <w:tblGrid>
-        <w:gridCol w:w="10772"/>
+        <w:gridCol w:w="15704"/>
       </w:tblGrid>
       <w:tr>
         <w:trPr>
-          <w:trHeight w:val="4876" w:hRule="exact"/>
+          <w:trHeight w:val="10148" w:hRule="exact"/>
         </w:trPr>
         <w:tc>
           <w:tcPr>
-            <w:tcW w:type="dxa" w:w="10772"/>
+            <w:tcW w:type="dxa" w:w="15704"/>
             <w:vAlign w:val="top"/>
           </w:tcPr>
           <w:p>
@@ -2214,7 +2604,7 @@
               </w:rPr>
               <w:drawing>
                 <wp:inline xmlns:a="http://schemas.openxmlformats.org/drawingml/2006/main" xmlns:pic="http://schemas.openxmlformats.org/drawingml/2006/picture">
-                  <wp:extent cx="4180551" cy="2351560"/>
+                  <wp:extent cx="9279111" cy="5219500"/>
                   <wp:docPr id="10" name="Picture 10"/>
                   <wp:cNvGraphicFramePr>
                     <a:graphicFrameLocks noChangeAspect="1"/>
@@ -2235,7 +2625,7 @@
                         <pic:spPr>
                           <a:xfrm>
                             <a:off x="0" y="0"/>
-                            <a:ext cx="4180551" cy="2351560"/>
+                            <a:ext cx="9279111" cy="5219500"/>
                           </a:xfrm>
                           <a:prstGeom prst="rect"/>
                         </pic:spPr>
@@ -2248,55 +2638,113 @@
           </w:p>
           <w:p>
             <w:pPr>
-              <w:spacing w:before="0" w:after="20" w:line="192" w:lineRule="exact"/>
+              <w:spacing w:before="0" w:after="20" w:line="216" w:lineRule="exact"/>
             </w:pPr>
             <w:r>
               <w:rPr>
                 <w:b w:val="0"/>
                 <w:i w:val="0"/>
                 <w:color w:val="666666"/>
-                <w:sz w:val="16"/>
+                <w:sz w:val="18"/>
               </w:rPr>
               <w:t>PASO 10 · SEGURIDAD Y FLUJO DE TRABAJO · 03:07</w:t>
             </w:r>
           </w:p>
           <w:p>
             <w:pPr>
-              <w:spacing w:before="0" w:after="20" w:line="276" w:lineRule="exact"/>
+              <w:spacing w:before="0" w:after="20" w:line="360" w:lineRule="exact"/>
             </w:pPr>
             <w:r>
               <w:rPr>
                 <w:b/>
                 <w:i w:val="0"/>
                 <w:color w:val="111111"/>
-                <w:sz w:val="23"/>
+                <w:sz w:val="30"/>
               </w:rPr>
               <w:t>Advertencia sobre espera en fase tardia</w:t>
             </w:r>
           </w:p>
           <w:p>
             <w:pPr>
-              <w:spacing w:before="0" w:after="0" w:line="228" w:lineRule="exact"/>
+              <w:spacing w:before="0" w:after="0" w:line="276" w:lineRule="exact"/>
             </w:pPr>
             <w:r>
               <w:rPr>
                 <w:b w:val="0"/>
                 <w:i w:val="0"/>
                 <w:color w:val="222222"/>
-                <w:sz w:val="19"/>
+                <w:sz w:val="23"/>
               </w:rPr>
               <w:t>Para evitar que el sistema quede bloqueado reconstruyendo y permita realizar otros estudios durante la espera de 5 minutos, se debe pausar ('Pause') el protocolo desde el menu de inicio.</w:t>
             </w:r>
           </w:p>
         </w:tc>
       </w:tr>
+    </w:tbl>
+    <w:p>
+      <w:pPr>
+        <w:sectPr>
+          <w:pgSz w:w="16838" w:h="11906" w:orient="landscape"/>
+          <w:pgMar w:top="567" w:right="567" w:bottom="567" w:left="567" w:header="283" w:footer="283" w:gutter="0"/>
+          <w:cols w:space="720"/>
+          <w:docGrid w:linePitch="360"/>
+        </w:sectPr>
+      </w:pPr>
+    </w:p>
+    <w:p>
+      <w:pPr>
+        <w:pageBreakBefore w:val="0"/>
+        <w:pBdr>
+          <w:bottom w:val="single" w:sz="4" w:space="2" w:color="BBBBBB"/>
+        </w:pBdr>
+        <w:tabs>
+          <w:tab w:pos="15704" w:val="right"/>
+        </w:tabs>
+        <w:spacing w:before="0" w:after="80" w:line="192" w:lineRule="exact"/>
+      </w:pPr>
+      <w:r>
+        <w:rPr>
+          <w:b w:val="0"/>
+          <w:i w:val="0"/>
+          <w:color w:val="666666"/>
+          <w:sz w:val="16"/>
+        </w:rPr>
+        <w:t>Programacion de Protocolos en TC Canon</w:t>
+      </w:r>
+      <w:r>
+        <w:rPr>
+          <w:b w:val="0"/>
+          <w:i w:val="0"/>
+          <w:color w:val="666666"/>
+          <w:sz w:val="16"/>
+        </w:rPr>
+        <w:tab/>
+        <w:t>Paso 11 de 15</w:t>
+      </w:r>
+    </w:p>
+    <w:tbl>
+      <w:tblPr>
+        <w:tblW w:type="auto" w:w="0"/>
+        <w:jc w:val="center"/>
+        <w:tblLayout w:type="fixed"/>
+        <w:tblCellMar>
+          <w:top w:w="28" w:type="dxa"/>
+          <w:left w:w="85" w:type="dxa"/>
+          <w:bottom w:w="0" w:type="dxa"/>
+          <w:right w:w="85" w:type="dxa"/>
+        </w:tblCellMar>
+        <w:tblLook w:firstColumn="1" w:firstRow="1" w:lastColumn="0" w:lastRow="0" w:noHBand="0" w:noVBand="1" w:val="04A0"/>
+      </w:tblPr>
+      <w:tblGrid>
+        <w:gridCol w:w="15704"/>
+      </w:tblGrid>
       <w:tr>
         <w:trPr>
-          <w:trHeight w:val="4876" w:hRule="exact"/>
+          <w:trHeight w:val="10148" w:hRule="exact"/>
         </w:trPr>
         <w:tc>
           <w:tcPr>
-            <w:tcW w:type="dxa" w:w="10772"/>
+            <w:tcW w:type="dxa" w:w="15704"/>
             <w:vAlign w:val="top"/>
           </w:tcPr>
           <w:p>
@@ -2313,7 +2761,7 @@
               </w:rPr>
               <w:drawing>
                 <wp:inline xmlns:a="http://schemas.openxmlformats.org/drawingml/2006/main" xmlns:pic="http://schemas.openxmlformats.org/drawingml/2006/picture">
-                  <wp:extent cx="4180551" cy="2351560"/>
+                  <wp:extent cx="9279111" cy="5219500"/>
                   <wp:docPr id="11" name="Picture 11"/>
                   <wp:cNvGraphicFramePr>
                     <a:graphicFrameLocks noChangeAspect="1"/>
@@ -2334,7 +2782,7 @@
                         <pic:spPr>
                           <a:xfrm>
                             <a:off x="0" y="0"/>
-                            <a:ext cx="4180551" cy="2351560"/>
+                            <a:ext cx="9279111" cy="5219500"/>
                           </a:xfrm>
                           <a:prstGeom prst="rect"/>
                         </pic:spPr>
@@ -2347,55 +2795,113 @@
           </w:p>
           <w:p>
             <w:pPr>
-              <w:spacing w:before="0" w:after="20" w:line="192" w:lineRule="exact"/>
+              <w:spacing w:before="0" w:after="20" w:line="216" w:lineRule="exact"/>
             </w:pPr>
             <w:r>
               <w:rPr>
                 <w:b w:val="0"/>
                 <w:i w:val="0"/>
                 <w:color w:val="666666"/>
-                <w:sz w:val="16"/>
+                <w:sz w:val="18"/>
               </w:rPr>
               <w:t>PASO 11 · DETALLES DEL ESCANEO · 03:59</w:t>
             </w:r>
           </w:p>
           <w:p>
             <w:pPr>
-              <w:spacing w:before="0" w:after="20" w:line="276" w:lineRule="exact"/>
+              <w:spacing w:before="0" w:after="20" w:line="360" w:lineRule="exact"/>
             </w:pPr>
             <w:r>
               <w:rPr>
                 <w:b/>
                 <w:i w:val="0"/>
                 <w:color w:val="111111"/>
-                <w:sz w:val="23"/>
+                <w:sz w:val="30"/>
               </w:rPr>
               <w:t>Revisar detalles de escaneo</w:t>
             </w:r>
           </w:p>
           <w:p>
             <w:pPr>
-              <w:spacing w:before="0" w:after="0" w:line="228" w:lineRule="exact"/>
+              <w:spacing w:before="0" w:after="0" w:line="276" w:lineRule="exact"/>
             </w:pPr>
             <w:r>
               <w:rPr>
                 <w:b w:val="0"/>
                 <w:i w:val="0"/>
                 <w:color w:val="222222"/>
-                <w:sz w:val="19"/>
+                <w:sz w:val="23"/>
               </w:rPr>
               <w:t>En la pestana 'Scan Details', verificar el espesor de corte de '0.5' mm, el kV de 120, mA de 300, y el tiempo de rotacion de 0.5 segundos.</w:t>
             </w:r>
           </w:p>
         </w:tc>
       </w:tr>
+    </w:tbl>
+    <w:p>
+      <w:pPr>
+        <w:sectPr>
+          <w:pgSz w:w="16838" w:h="11906" w:orient="landscape"/>
+          <w:pgMar w:top="567" w:right="567" w:bottom="567" w:left="567" w:header="283" w:footer="283" w:gutter="0"/>
+          <w:cols w:space="720"/>
+          <w:docGrid w:linePitch="360"/>
+        </w:sectPr>
+      </w:pPr>
+    </w:p>
+    <w:p>
+      <w:pPr>
+        <w:pageBreakBefore w:val="0"/>
+        <w:pBdr>
+          <w:bottom w:val="single" w:sz="4" w:space="2" w:color="BBBBBB"/>
+        </w:pBdr>
+        <w:tabs>
+          <w:tab w:pos="15704" w:val="right"/>
+        </w:tabs>
+        <w:spacing w:before="0" w:after="80" w:line="192" w:lineRule="exact"/>
+      </w:pPr>
+      <w:r>
+        <w:rPr>
+          <w:b w:val="0"/>
+          <w:i w:val="0"/>
+          <w:color w:val="666666"/>
+          <w:sz w:val="16"/>
+        </w:rPr>
+        <w:t>Programacion de Protocolos en TC Canon</w:t>
+      </w:r>
+      <w:r>
+        <w:rPr>
+          <w:b w:val="0"/>
+          <w:i w:val="0"/>
+          <w:color w:val="666666"/>
+          <w:sz w:val="16"/>
+        </w:rPr>
+        <w:tab/>
+        <w:t>Paso 12 de 15</w:t>
+      </w:r>
+    </w:p>
+    <w:tbl>
+      <w:tblPr>
+        <w:tblW w:type="auto" w:w="0"/>
+        <w:jc w:val="center"/>
+        <w:tblLayout w:type="fixed"/>
+        <w:tblCellMar>
+          <w:top w:w="28" w:type="dxa"/>
+          <w:left w:w="85" w:type="dxa"/>
+          <w:bottom w:w="0" w:type="dxa"/>
+          <w:right w:w="85" w:type="dxa"/>
+        </w:tblCellMar>
+        <w:tblLook w:firstColumn="1" w:firstRow="1" w:lastColumn="0" w:lastRow="0" w:noHBand="0" w:noVBand="1" w:val="04A0"/>
+      </w:tblPr>
+      <w:tblGrid>
+        <w:gridCol w:w="15704"/>
+      </w:tblGrid>
       <w:tr>
         <w:trPr>
-          <w:trHeight w:val="4876" w:hRule="exact"/>
+          <w:trHeight w:val="10148" w:hRule="exact"/>
         </w:trPr>
         <w:tc>
           <w:tcPr>
-            <w:tcW w:type="dxa" w:w="10772"/>
+            <w:tcW w:type="dxa" w:w="15704"/>
             <w:vAlign w:val="top"/>
           </w:tcPr>
           <w:p>
@@ -2412,7 +2918,7 @@
               </w:rPr>
               <w:drawing>
                 <wp:inline xmlns:a="http://schemas.openxmlformats.org/drawingml/2006/main" xmlns:pic="http://schemas.openxmlformats.org/drawingml/2006/picture">
-                  <wp:extent cx="4180551" cy="2351560"/>
+                  <wp:extent cx="9279111" cy="5219500"/>
                   <wp:docPr id="12" name="Picture 12"/>
                   <wp:cNvGraphicFramePr>
                     <a:graphicFrameLocks noChangeAspect="1"/>
@@ -2433,7 +2939,7 @@
                         <pic:spPr>
                           <a:xfrm>
                             <a:off x="0" y="0"/>
-                            <a:ext cx="4180551" cy="2351560"/>
+                            <a:ext cx="9279111" cy="5219500"/>
                           </a:xfrm>
                           <a:prstGeom prst="rect"/>
                         </pic:spPr>
@@ -2446,42 +2952,42 @@
           </w:p>
           <w:p>
             <w:pPr>
-              <w:spacing w:before="0" w:after="20" w:line="192" w:lineRule="exact"/>
+              <w:spacing w:before="0" w:after="20" w:line="216" w:lineRule="exact"/>
             </w:pPr>
             <w:r>
               <w:rPr>
                 <w:b w:val="0"/>
                 <w:i w:val="0"/>
                 <w:color w:val="666666"/>
-                <w:sz w:val="16"/>
+                <w:sz w:val="18"/>
               </w:rPr>
               <w:t>PASO 12 · DETALLES DE RECONSTRUCCION · 04:15</w:t>
             </w:r>
           </w:p>
           <w:p>
             <w:pPr>
-              <w:spacing w:before="0" w:after="20" w:line="276" w:lineRule="exact"/>
+              <w:spacing w:before="0" w:after="20" w:line="360" w:lineRule="exact"/>
             </w:pPr>
             <w:r>
               <w:rPr>
                 <w:b/>
                 <w:i w:val="0"/>
                 <w:color w:val="111111"/>
-                <w:sz w:val="23"/>
+                <w:sz w:val="30"/>
               </w:rPr>
               <w:t>Configurar reconstruccion axial gruesa</w:t>
             </w:r>
           </w:p>
           <w:p>
             <w:pPr>
-              <w:spacing w:before="0" w:after="0" w:line="228" w:lineRule="exact"/>
+              <w:spacing w:before="0" w:after="0" w:line="276" w:lineRule="exact"/>
             </w:pPr>
             <w:r>
               <w:rPr>
                 <w:b w:val="0"/>
                 <w:i w:val="0"/>
                 <w:color w:val="222222"/>
-                <w:sz w:val="19"/>
+                <w:sz w:val="23"/>
               </w:rPr>
               <w:t>En 'Recon Details' -&gt; 'Axial-3', activar la reconstruccion automatica de cortes axiales de cuerpo de 5.0 mm de espesor y 5.0 mm de intervalo.</w:t>
             </w:r>
@@ -2491,12 +2997,22 @@
     </w:tbl>
     <w:p>
       <w:pPr>
-        <w:pageBreakBefore/>
+        <w:sectPr>
+          <w:pgSz w:w="16838" w:h="11906" w:orient="landscape"/>
+          <w:pgMar w:top="567" w:right="567" w:bottom="567" w:left="567" w:header="283" w:footer="283" w:gutter="0"/>
+          <w:cols w:space="720"/>
+          <w:docGrid w:linePitch="360"/>
+        </w:sectPr>
+      </w:pPr>
+    </w:p>
+    <w:p>
+      <w:pPr>
+        <w:pageBreakBefore w:val="0"/>
         <w:pBdr>
           <w:bottom w:val="single" w:sz="4" w:space="2" w:color="BBBBBB"/>
         </w:pBdr>
         <w:tabs>
-          <w:tab w:pos="10772" w:val="right"/>
+          <w:tab w:pos="15704" w:val="right"/>
         </w:tabs>
         <w:spacing w:before="0" w:after="80" w:line="192" w:lineRule="exact"/>
       </w:pPr>
@@ -2517,7 +3033,7 @@
           <w:sz w:val="16"/>
         </w:rPr>
         <w:tab/>
-        <w:t>Pasos 13–15 de 15</w:t>
+        <w:t>Paso 13 de 15</w:t>
       </w:r>
     </w:p>
     <w:tbl>
@@ -2534,15 +3050,15 @@
         <w:tblLook w:firstColumn="1" w:firstRow="1" w:lastColumn="0" w:lastRow="0" w:noHBand="0" w:noVBand="1" w:val="04A0"/>
       </w:tblPr>
       <w:tblGrid>
-        <w:gridCol w:w="10772"/>
+        <w:gridCol w:w="15704"/>
       </w:tblGrid>
       <w:tr>
         <w:trPr>
-          <w:trHeight w:val="4876" w:hRule="exact"/>
+          <w:trHeight w:val="10148" w:hRule="exact"/>
         </w:trPr>
         <w:tc>
           <w:tcPr>
-            <w:tcW w:type="dxa" w:w="10772"/>
+            <w:tcW w:type="dxa" w:w="15704"/>
             <w:vAlign w:val="top"/>
           </w:tcPr>
           <w:p>
@@ -2559,7 +3075,7 @@
               </w:rPr>
               <w:drawing>
                 <wp:inline xmlns:a="http://schemas.openxmlformats.org/drawingml/2006/main" xmlns:pic="http://schemas.openxmlformats.org/drawingml/2006/picture">
-                  <wp:extent cx="4180551" cy="2351560"/>
+                  <wp:extent cx="9279111" cy="5219500"/>
                   <wp:docPr id="13" name="Picture 13"/>
                   <wp:cNvGraphicFramePr>
                     <a:graphicFrameLocks noChangeAspect="1"/>
@@ -2580,7 +3096,7 @@
                         <pic:spPr>
                           <a:xfrm>
                             <a:off x="0" y="0"/>
-                            <a:ext cx="4180551" cy="2351560"/>
+                            <a:ext cx="9279111" cy="5219500"/>
                           </a:xfrm>
                           <a:prstGeom prst="rect"/>
                         </pic:spPr>
@@ -2593,55 +3109,113 @@
           </w:p>
           <w:p>
             <w:pPr>
-              <w:spacing w:before="0" w:after="20" w:line="192" w:lineRule="exact"/>
+              <w:spacing w:before="0" w:after="20" w:line="216" w:lineRule="exact"/>
             </w:pPr>
             <w:r>
               <w:rPr>
                 <w:b w:val="0"/>
                 <w:i w:val="0"/>
                 <w:color w:val="666666"/>
-                <w:sz w:val="16"/>
+                <w:sz w:val="18"/>
               </w:rPr>
               <w:t>PASO 13 · DETALLES DE RECONSTRUCCION · 04:35</w:t>
             </w:r>
           </w:p>
           <w:p>
             <w:pPr>
-              <w:spacing w:before="0" w:after="20" w:line="276" w:lineRule="exact"/>
+              <w:spacing w:before="0" w:after="20" w:line="360" w:lineRule="exact"/>
             </w:pPr>
             <w:r>
               <w:rPr>
                 <w:b/>
                 <w:i w:val="0"/>
                 <w:color w:val="111111"/>
-                <w:sz w:val="23"/>
+                <w:sz w:val="30"/>
               </w:rPr>
               <w:t>Programar reconstruccion de volumen fino</w:t>
             </w:r>
           </w:p>
           <w:p>
             <w:pPr>
-              <w:spacing w:before="0" w:after="0" w:line="228" w:lineRule="exact"/>
+              <w:spacing w:before="0" w:after="0" w:line="276" w:lineRule="exact"/>
             </w:pPr>
             <w:r>
               <w:rPr>
                 <w:b w:val="0"/>
                 <w:i w:val="0"/>
                 <w:color w:val="222222"/>
-                <w:sz w:val="19"/>
+                <w:sz w:val="23"/>
               </w:rPr>
               <w:t>Activar el volumen en 'Volume', seleccionar 'Cuerpo Std. Vol.' y definir un grosor de corte de 0.5 mm con un intervalo de 0.3 mm para la reconstruccion fina de volumen.</w:t>
             </w:r>
           </w:p>
         </w:tc>
       </w:tr>
+    </w:tbl>
+    <w:p>
+      <w:pPr>
+        <w:sectPr>
+          <w:pgSz w:w="16838" w:h="11906" w:orient="landscape"/>
+          <w:pgMar w:top="567" w:right="567" w:bottom="567" w:left="567" w:header="283" w:footer="283" w:gutter="0"/>
+          <w:cols w:space="720"/>
+          <w:docGrid w:linePitch="360"/>
+        </w:sectPr>
+      </w:pPr>
+    </w:p>
+    <w:p>
+      <w:pPr>
+        <w:pageBreakBefore w:val="0"/>
+        <w:pBdr>
+          <w:bottom w:val="single" w:sz="4" w:space="2" w:color="BBBBBB"/>
+        </w:pBdr>
+        <w:tabs>
+          <w:tab w:pos="15704" w:val="right"/>
+        </w:tabs>
+        <w:spacing w:before="0" w:after="80" w:line="192" w:lineRule="exact"/>
+      </w:pPr>
+      <w:r>
+        <w:rPr>
+          <w:b w:val="0"/>
+          <w:i w:val="0"/>
+          <w:color w:val="666666"/>
+          <w:sz w:val="16"/>
+        </w:rPr>
+        <w:t>Programacion de Protocolos en TC Canon</w:t>
+      </w:r>
+      <w:r>
+        <w:rPr>
+          <w:b w:val="0"/>
+          <w:i w:val="0"/>
+          <w:color w:val="666666"/>
+          <w:sz w:val="16"/>
+        </w:rPr>
+        <w:tab/>
+        <w:t>Paso 14 de 15</w:t>
+      </w:r>
+    </w:p>
+    <w:tbl>
+      <w:tblPr>
+        <w:tblW w:type="auto" w:w="0"/>
+        <w:jc w:val="center"/>
+        <w:tblLayout w:type="fixed"/>
+        <w:tblCellMar>
+          <w:top w:w="28" w:type="dxa"/>
+          <w:left w:w="85" w:type="dxa"/>
+          <w:bottom w:w="0" w:type="dxa"/>
+          <w:right w:w="85" w:type="dxa"/>
+        </w:tblCellMar>
+        <w:tblLook w:firstColumn="1" w:firstRow="1" w:lastColumn="0" w:lastRow="0" w:noHBand="0" w:noVBand="1" w:val="04A0"/>
+      </w:tblPr>
+      <w:tblGrid>
+        <w:gridCol w:w="15704"/>
+      </w:tblGrid>
       <w:tr>
         <w:trPr>
-          <w:trHeight w:val="4876" w:hRule="exact"/>
+          <w:trHeight w:val="10148" w:hRule="exact"/>
         </w:trPr>
         <w:tc>
           <w:tcPr>
-            <w:tcW w:type="dxa" w:w="10772"/>
+            <w:tcW w:type="dxa" w:w="15704"/>
             <w:vAlign w:val="top"/>
           </w:tcPr>
           <w:p>
@@ -2658,7 +3232,7 @@
               </w:rPr>
               <w:drawing>
                 <wp:inline xmlns:a="http://schemas.openxmlformats.org/drawingml/2006/main" xmlns:pic="http://schemas.openxmlformats.org/drawingml/2006/picture">
-                  <wp:extent cx="4180551" cy="2351560"/>
+                  <wp:extent cx="9279111" cy="5219500"/>
                   <wp:docPr id="14" name="Picture 14"/>
                   <wp:cNvGraphicFramePr>
                     <a:graphicFrameLocks noChangeAspect="1"/>
@@ -2679,7 +3253,7 @@
                         <pic:spPr>
                           <a:xfrm>
                             <a:off x="0" y="0"/>
-                            <a:ext cx="4180551" cy="2351560"/>
+                            <a:ext cx="9279111" cy="5219500"/>
                           </a:xfrm>
                           <a:prstGeom prst="rect"/>
                         </pic:spPr>
@@ -2692,55 +3266,113 @@
           </w:p>
           <w:p>
             <w:pPr>
-              <w:spacing w:before="0" w:after="20" w:line="192" w:lineRule="exact"/>
+              <w:spacing w:before="0" w:after="20" w:line="216" w:lineRule="exact"/>
             </w:pPr>
             <w:r>
               <w:rPr>
                 <w:b w:val="0"/>
                 <w:i w:val="0"/>
                 <w:color w:val="666666"/>
-                <w:sz w:val="16"/>
+                <w:sz w:val="18"/>
               </w:rPr>
               <w:t>PASO 14 · DETALLES DE RECONSTRUCCION · 05:03</w:t>
             </w:r>
           </w:p>
           <w:p>
             <w:pPr>
-              <w:spacing w:before="0" w:after="20" w:line="276" w:lineRule="exact"/>
+              <w:spacing w:before="0" w:after="20" w:line="360" w:lineRule="exact"/>
             </w:pPr>
             <w:r>
               <w:rPr>
                 <w:b/>
                 <w:i w:val="0"/>
                 <w:color w:val="111111"/>
-                <w:sz w:val="23"/>
+                <w:sz w:val="30"/>
               </w:rPr>
               <w:t>Agregar volumen fino de hueso</w:t>
             </w:r>
           </w:p>
           <w:p>
             <w:pPr>
-              <w:spacing w:before="0" w:after="0" w:line="228" w:lineRule="exact"/>
+              <w:spacing w:before="0" w:after="0" w:line="276" w:lineRule="exact"/>
             </w:pPr>
             <w:r>
               <w:rPr>
                 <w:b w:val="0"/>
                 <w:i w:val="0"/>
                 <w:color w:val="222222"/>
-                <w:sz w:val="19"/>
+                <w:sz w:val="23"/>
               </w:rPr>
               <w:t>Configurar el volumen seleccionando la opcion 'Fine' en el filtro de 'Hueso' con espesor y parametrizacion osea automatica.</w:t>
             </w:r>
           </w:p>
         </w:tc>
       </w:tr>
+    </w:tbl>
+    <w:p>
+      <w:pPr>
+        <w:sectPr>
+          <w:pgSz w:w="16838" w:h="11906" w:orient="landscape"/>
+          <w:pgMar w:top="567" w:right="567" w:bottom="567" w:left="567" w:header="283" w:footer="283" w:gutter="0"/>
+          <w:cols w:space="720"/>
+          <w:docGrid w:linePitch="360"/>
+        </w:sectPr>
+      </w:pPr>
+    </w:p>
+    <w:p>
+      <w:pPr>
+        <w:pageBreakBefore w:val="0"/>
+        <w:pBdr>
+          <w:bottom w:val="single" w:sz="4" w:space="2" w:color="BBBBBB"/>
+        </w:pBdr>
+        <w:tabs>
+          <w:tab w:pos="15704" w:val="right"/>
+        </w:tabs>
+        <w:spacing w:before="0" w:after="80" w:line="192" w:lineRule="exact"/>
+      </w:pPr>
+      <w:r>
+        <w:rPr>
+          <w:b w:val="0"/>
+          <w:i w:val="0"/>
+          <w:color w:val="666666"/>
+          <w:sz w:val="16"/>
+        </w:rPr>
+        <w:t>Programacion de Protocolos en TC Canon</w:t>
+      </w:r>
+      <w:r>
+        <w:rPr>
+          <w:b w:val="0"/>
+          <w:i w:val="0"/>
+          <w:color w:val="666666"/>
+          <w:sz w:val="16"/>
+        </w:rPr>
+        <w:tab/>
+        <w:t>Paso 15 de 15</w:t>
+      </w:r>
+    </w:p>
+    <w:tbl>
+      <w:tblPr>
+        <w:tblW w:type="auto" w:w="0"/>
+        <w:jc w:val="center"/>
+        <w:tblLayout w:type="fixed"/>
+        <w:tblCellMar>
+          <w:top w:w="28" w:type="dxa"/>
+          <w:left w:w="85" w:type="dxa"/>
+          <w:bottom w:w="0" w:type="dxa"/>
+          <w:right w:w="85" w:type="dxa"/>
+        </w:tblCellMar>
+        <w:tblLook w:firstColumn="1" w:firstRow="1" w:lastColumn="0" w:lastRow="0" w:noHBand="0" w:noVBand="1" w:val="04A0"/>
+      </w:tblPr>
+      <w:tblGrid>
+        <w:gridCol w:w="15704"/>
+      </w:tblGrid>
       <w:tr>
         <w:trPr>
-          <w:trHeight w:val="4876" w:hRule="exact"/>
+          <w:trHeight w:val="10148" w:hRule="exact"/>
         </w:trPr>
         <w:tc>
           <w:tcPr>
-            <w:tcW w:type="dxa" w:w="10772"/>
+            <w:tcW w:type="dxa" w:w="15704"/>
             <w:vAlign w:val="top"/>
           </w:tcPr>
           <w:p>
@@ -2757,7 +3389,7 @@
               </w:rPr>
               <w:drawing>
                 <wp:inline xmlns:a="http://schemas.openxmlformats.org/drawingml/2006/main" xmlns:pic="http://schemas.openxmlformats.org/drawingml/2006/picture">
-                  <wp:extent cx="4180551" cy="2351560"/>
+                  <wp:extent cx="9279111" cy="5219500"/>
                   <wp:docPr id="15" name="Picture 15"/>
                   <wp:cNvGraphicFramePr>
                     <a:graphicFrameLocks noChangeAspect="1"/>
@@ -2778,7 +3410,7 @@
                         <pic:spPr>
                           <a:xfrm>
                             <a:off x="0" y="0"/>
-                            <a:ext cx="4180551" cy="2351560"/>
+                            <a:ext cx="9279111" cy="5219500"/>
                           </a:xfrm>
                           <a:prstGeom prst="rect"/>
                         </pic:spPr>
@@ -2791,42 +3423,42 @@
           </w:p>
           <w:p>
             <w:pPr>
-              <w:spacing w:before="0" w:after="20" w:line="192" w:lineRule="exact"/>
+              <w:spacing w:before="0" w:after="20" w:line="216" w:lineRule="exact"/>
             </w:pPr>
             <w:r>
               <w:rPr>
                 <w:b w:val="0"/>
                 <w:i w:val="0"/>
                 <w:color w:val="666666"/>
-                <w:sz w:val="16"/>
+                <w:sz w:val="18"/>
               </w:rPr>
               <w:t>PASO 15 · DETALLES DE RECONSTRUCCION · 05:18</w:t>
             </w:r>
           </w:p>
           <w:p>
             <w:pPr>
-              <w:spacing w:before="0" w:after="20" w:line="276" w:lineRule="exact"/>
+              <w:spacing w:before="0" w:after="20" w:line="360" w:lineRule="exact"/>
             </w:pPr>
             <w:r>
               <w:rPr>
                 <w:b/>
                 <w:i w:val="0"/>
                 <w:color w:val="111111"/>
-                <w:sz w:val="23"/>
+                <w:sz w:val="30"/>
               </w:rPr>
               <w:t>Configurar reconstruccion MultiView</w:t>
             </w:r>
           </w:p>
           <w:p>
             <w:pPr>
-              <w:spacing w:before="0" w:after="0" w:line="228" w:lineRule="exact"/>
+              <w:spacing w:before="0" w:after="0" w:line="276" w:lineRule="exact"/>
             </w:pPr>
             <w:r>
               <w:rPr>
                 <w:b w:val="0"/>
                 <w:i w:val="0"/>
                 <w:color w:val="222222"/>
-                <w:sz w:val="19"/>
+                <w:sz w:val="23"/>
               </w:rPr>
               <w:t>En la pestana 'Multi View', asociar el Volumen para generar automaticamente reconstrucciones multiplanares (coronal y sagital) de 3.0 mm de espesor.</w:t>
             </w:r>
@@ -2836,7 +3468,17 @@
     </w:tbl>
     <w:p>
       <w:pPr>
-        <w:pageBreakBefore/>
+        <w:sectPr>
+          <w:pgSz w:w="16838" w:h="11906" w:orient="landscape"/>
+          <w:pgMar w:top="567" w:right="567" w:bottom="567" w:left="567" w:header="283" w:footer="283" w:gutter="0"/>
+          <w:cols w:space="720"/>
+          <w:docGrid w:linePitch="360"/>
+        </w:sectPr>
+      </w:pPr>
+    </w:p>
+    <w:p>
+      <w:pPr>
+        <w:pageBreakBefore w:val="0"/>
         <w:pBdr>
           <w:bottom w:val="single" w:sz="4" w:space="2" w:color="BBBBBB"/>
         </w:pBdr>
@@ -5331,11 +5973,9 @@
       </w:r>
     </w:p>
     <w:sectPr>
-      <w:footerReference w:type="default" r:id="rId9"/>
       <w:pgSz w:w="11906" w:h="16838"/>
       <w:pgMar w:top="567" w:right="567" w:bottom="567" w:left="567" w:header="283" w:footer="283" w:gutter="0"/>
       <w:cols w:space="720"/>
-      <w:titlePg/>
       <w:docGrid w:linePitch="360"/>
     </w:sectPr>
   </w:body>
